--- a/reports/paper4_titlepage.docx
+++ b/reports/paper4_titlepage.docx
@@ -2,7 +2,7 @@
 <file path=word/document.xml><?xml version="1.0" encoding="utf-8"?>
 <w:document xmlns:w="http://schemas.openxmlformats.org/wordprocessingml/2006/main" xmlns:m="http://schemas.openxmlformats.org/officeDocument/2006/math" xmlns:r="http://schemas.openxmlformats.org/officeDocument/2006/relationships" xmlns:o="urn:schemas-microsoft-com:office:office" xmlns:v="urn:schemas-microsoft-com:vml" xmlns:w10="urn:schemas-microsoft-com:office:word" xmlns:a="http://schemas.openxmlformats.org/drawingml/2006/main" xmlns:pic="http://schemas.openxmlformats.org/drawingml/2006/picture" xmlns:wp="http://schemas.openxmlformats.org/drawingml/2006/wordprocessingDrawing">
   <w:body>
-    <w:bookmarkStart w:id="18" w:name="title-page"/>
+    <w:bookmarkStart w:id="20" w:name="title-page"/>
     <w:p>
       <w:pPr>
         <w:pStyle w:val="Heading1"/>
@@ -105,13 +105,13 @@
       </w:r>
     </w:p>
     <w:bookmarkEnd w:id="11"/>
-    <w:bookmarkStart w:id="12" w:name="author-contributions"/>
+    <w:bookmarkStart w:id="12" w:name="authors-individual-contributions"/>
     <w:p>
       <w:pPr>
         <w:pStyle w:val="Heading2"/>
       </w:pPr>
       <w:r>
-        <w:t xml:space="preserve">Author contributions</w:t>
+        <w:t xml:space="preserve">Authors’ Individual Contributions</w:t>
       </w:r>
     </w:p>
     <w:p>
@@ -141,13 +141,13 @@
       </w:r>
     </w:p>
     <w:bookmarkEnd w:id="13"/>
-    <w:bookmarkStart w:id="14" w:name="conflicts-of-interest"/>
+    <w:bookmarkStart w:id="14" w:name="competing-interests"/>
     <w:p>
       <w:pPr>
         <w:pStyle w:val="Heading2"/>
       </w:pPr>
       <w:r>
-        <w:t xml:space="preserve">Conflicts of interest</w:t>
+        <w:t xml:space="preserve">Competing Interests</w:t>
       </w:r>
     </w:p>
     <w:p>
@@ -155,17 +155,17 @@
         <w:pStyle w:val="FirstParagraph"/>
       </w:pPr>
       <w:r>
-        <w:t xml:space="preserve">The authors declare no conflicts of interest.</w:t>
+        <w:t xml:space="preserve">The authors declare no competing interests.</w:t>
       </w:r>
     </w:p>
     <w:bookmarkEnd w:id="14"/>
-    <w:bookmarkStart w:id="15" w:name="ethics-approval"/>
+    <w:bookmarkStart w:id="15" w:name="ethical-approval"/>
     <w:p>
       <w:pPr>
         <w:pStyle w:val="Heading2"/>
       </w:pPr>
       <w:r>
-        <w:t xml:space="preserve">Ethics approval</w:t>
+        <w:t xml:space="preserve">Ethical Approval</w:t>
       </w:r>
     </w:p>
     <w:p>
@@ -177,13 +177,13 @@
       </w:r>
     </w:p>
     <w:bookmarkEnd w:id="15"/>
-    <w:bookmarkStart w:id="16" w:name="data-availability"/>
+    <w:bookmarkStart w:id="16" w:name="consent-to-participate"/>
     <w:p>
       <w:pPr>
         <w:pStyle w:val="Heading2"/>
       </w:pPr>
       <w:r>
-        <w:t xml:space="preserve">Data availability</w:t>
+        <w:t xml:space="preserve">Consent to Participate</w:t>
       </w:r>
     </w:p>
     <w:p>
@@ -191,17 +191,53 @@
         <w:pStyle w:val="FirstParagraph"/>
       </w:pPr>
       <w:r>
+        <w:t xml:space="preserve">Not applicable.</w:t>
+      </w:r>
+    </w:p>
+    <w:bookmarkEnd w:id="16"/>
+    <w:bookmarkStart w:id="17" w:name="consent-to-publish"/>
+    <w:p>
+      <w:pPr>
+        <w:pStyle w:val="Heading2"/>
+      </w:pPr>
+      <w:r>
+        <w:t xml:space="preserve">Consent to Publish</w:t>
+      </w:r>
+    </w:p>
+    <w:p>
+      <w:pPr>
+        <w:pStyle w:val="FirstParagraph"/>
+      </w:pPr>
+      <w:r>
+        <w:t xml:space="preserve">Not applicable.</w:t>
+      </w:r>
+    </w:p>
+    <w:bookmarkEnd w:id="17"/>
+    <w:bookmarkStart w:id="18" w:name="data-availability-statement"/>
+    <w:p>
+      <w:pPr>
+        <w:pStyle w:val="Heading2"/>
+      </w:pPr>
+      <w:r>
+        <w:t xml:space="preserve">Data Availability Statement</w:t>
+      </w:r>
+    </w:p>
+    <w:p>
+      <w:pPr>
+        <w:pStyle w:val="FirstParagraph"/>
+      </w:pPr>
+      <w:r>
         <w:t xml:space="preserve">The CorpusKorupsi structured dataset and analysis scripts will be made available upon publication.</w:t>
       </w:r>
     </w:p>
-    <w:bookmarkEnd w:id="16"/>
-    <w:bookmarkStart w:id="17" w:name="use-of-ai-assisted-tools"/>
+    <w:bookmarkEnd w:id="18"/>
+    <w:bookmarkStart w:id="19" w:name="use-of-ai-assisted-tools"/>
     <w:p>
       <w:pPr>
         <w:pStyle w:val="Heading2"/>
       </w:pPr>
       <w:r>
-        <w:t xml:space="preserve">Use of AI-assisted tools</w:t>
+        <w:t xml:space="preserve">Use of AI-assisted Tools</w:t>
       </w:r>
     </w:p>
     <w:p>
@@ -212,8 +248,8 @@
         <w:t xml:space="preserve">The authors used Claude (Anthropic) as a computational research assistant for programming, statistical analysis, and manuscript drafting. All analyses were independently verified through reproducible scripts, and the authors take full responsibility for all scientific claims and interpretations.</w:t>
       </w:r>
     </w:p>
-    <w:bookmarkEnd w:id="17"/>
-    <w:bookmarkEnd w:id="18"/>
+    <w:bookmarkEnd w:id="19"/>
+    <w:bookmarkEnd w:id="20"/>
     <w:sectPr>
       <w:footnotePr>
         <w:numRestart w:val="eachSect"/>
